--- a/review-tasks/1g-load-review/participant/protocols/13-baseline.docx
+++ b/review-tasks/1g-load-review/participant/protocols/13-baseline.docx
@@ -2154,6 +2154,52 @@
           <w:p>
             <w:r>
               <w:rPr/>
+              <w:t>Память efr-cft-adapter, %</w:t>
+            </w:r>
+          </w:p>
+        </w:tc>
+        <w:tc>
+          <w:tcPr>
+            <w:tcW w:type="dxa" w:w="2160"/>
+          </w:tcPr>
+          <w:p>
+            <w:r>
+              <w:rPr/>
+              <w:t>46</w:t>
+            </w:r>
+          </w:p>
+        </w:tc>
+        <w:tc>
+          <w:tcPr>
+            <w:tcW w:type="dxa" w:w="2160"/>
+          </w:tcPr>
+          <w:p>
+            <w:r>
+              <w:rPr/>
+              <w:t>47</w:t>
+            </w:r>
+          </w:p>
+        </w:tc>
+        <w:tc>
+          <w:tcPr>
+            <w:tcW w:type="dxa" w:w="2160"/>
+          </w:tcPr>
+          <w:p>
+            <w:r>
+              <w:rPr/>
+              <w:t>2,2</w:t>
+            </w:r>
+          </w:p>
+        </w:tc>
+      </w:tr>
+      <w:tr>
+        <w:tc>
+          <w:tcPr>
+            <w:tcW w:type="dxa" w:w="2160"/>
+          </w:tcPr>
+          <w:p>
+            <w:r>
+              <w:rPr/>
               <w:t>CPU БД, %</w:t>
             </w:r>
           </w:p>
@@ -2372,6 +2418,52 @@
             <w:r>
               <w:rPr/>
               <w:t>2,3</w:t>
+            </w:r>
+          </w:p>
+        </w:tc>
+      </w:tr>
+      <w:tr>
+        <w:tc>
+          <w:tcPr>
+            <w:tcW w:type="dxa" w:w="2160"/>
+          </w:tcPr>
+          <w:p>
+            <w:r>
+              <w:rPr/>
+              <w:t>Heap JMeter на генераторах, % от 6 ГБ</w:t>
+            </w:r>
+          </w:p>
+        </w:tc>
+        <w:tc>
+          <w:tcPr>
+            <w:tcW w:type="dxa" w:w="2160"/>
+          </w:tcPr>
+          <w:p>
+            <w:r>
+              <w:rPr/>
+              <w:t>45</w:t>
+            </w:r>
+          </w:p>
+        </w:tc>
+        <w:tc>
+          <w:tcPr>
+            <w:tcW w:type="dxa" w:w="2160"/>
+          </w:tcPr>
+          <w:p>
+            <w:r>
+              <w:rPr/>
+              <w:t>46</w:t>
+            </w:r>
+          </w:p>
+        </w:tc>
+        <w:tc>
+          <w:tcPr>
+            <w:tcW w:type="dxa" w:w="2160"/>
+          </w:tcPr>
+          <w:p>
+            <w:r>
+              <w:rPr/>
+              <w:t>2,2</w:t>
             </w:r>
           </w:p>
         </w:tc>
